--- a/Soc2Type2-chatgpt/Review_Output_2026-10-12_Final/01_Reviewed_Policies/01 - Disciplinary Policy and Procedure.docx
+++ b/Soc2Type2-chatgpt/Review_Output_2026-10-12_Final/01_Reviewed_Policies/01 - Disciplinary Policy and Procedure.docx
@@ -9,10 +9,17 @@
       <w:r>
         <w:rPr>
           <w:b/>
-          <w:sz w:val="32"/>
+          <w:sz w:val="18"/>
         </w:rPr>
-        <w:t>ZEDIANT TECHNOLOGIES PVT. LTD.</w:t>
-        <w:br/>
+        <w:t>DRAFT — OWNER VALIDATION AND AUTHORIZED APPROVAL REQUIRED</w:t>
+      </w:r>
+    </w:p>
+    <w:p>
+      <w:pPr>
+        <w:pStyle w:val="Title"/>
+        <w:jc w:val="center"/>
+      </w:pPr>
+      <w:r>
         <w:t>DISCIPLINARY POLICY AND PROCEDURE</w:t>
       </w:r>
     </w:p>
@@ -23,30 +30,27 @@
         <w:tblLook w:firstColumn="1" w:firstRow="1" w:lastColumn="0" w:lastRow="0" w:noHBand="0" w:noVBand="1" w:val="04A0"/>
       </w:tblPr>
       <w:tblGrid>
-        <w:gridCol w:w="4320"/>
-        <w:gridCol w:w="4320"/>
+        <w:gridCol w:w="5128"/>
+        <w:gridCol w:w="5128"/>
       </w:tblGrid>
       <w:tr>
         <w:tc>
           <w:tcPr>
-            <w:tcW w:type="dxa" w:w="4320"/>
+            <w:tcW w:type="dxa" w:w="5128"/>
           </w:tcPr>
           <w:p>
             <w:r>
-              <w:rPr>
-                <w:b/>
-              </w:rPr>
-              <w:t>Policy Document ID</w:t>
+              <w:t>Document owner</w:t>
             </w:r>
           </w:p>
         </w:tc>
         <w:tc>
           <w:tcPr>
-            <w:tcW w:type="dxa" w:w="4320"/>
+            <w:tcW w:type="dxa" w:w="5128"/>
           </w:tcPr>
           <w:p>
             <w:r>
-              <w:t>ZED-POL-HR-001</w:t>
+              <w:t>Assign by management</w:t>
             </w:r>
           </w:p>
         </w:tc>
@@ -54,24 +58,21 @@
       <w:tr>
         <w:tc>
           <w:tcPr>
-            <w:tcW w:type="dxa" w:w="4320"/>
+            <w:tcW w:type="dxa" w:w="5128"/>
           </w:tcPr>
           <w:p>
             <w:r>
-              <w:rPr>
-                <w:b/>
-              </w:rPr>
-              <w:t>Document Version</w:t>
+              <w:t>Version</w:t>
             </w:r>
           </w:p>
         </w:tc>
         <w:tc>
           <w:tcPr>
-            <w:tcW w:type="dxa" w:w="4320"/>
+            <w:tcW w:type="dxa" w:w="5128"/>
           </w:tcPr>
           <w:p>
             <w:r>
-              <w:t>v2.0 (Renewal 2025-2026)</w:t>
+              <w:t>Assign after review</w:t>
             </w:r>
           </w:p>
         </w:tc>
@@ -79,24 +80,21 @@
       <w:tr>
         <w:tc>
           <w:tcPr>
-            <w:tcW w:type="dxa" w:w="4320"/>
+            <w:tcW w:type="dxa" w:w="5128"/>
           </w:tcPr>
           <w:p>
             <w:r>
-              <w:rPr>
-                <w:b/>
-              </w:rPr>
-              <w:t>Effective Audit Period</w:t>
+              <w:t>Effective date</w:t>
             </w:r>
           </w:p>
         </w:tc>
         <w:tc>
           <w:tcPr>
-            <w:tcW w:type="dxa" w:w="4320"/>
+            <w:tcW w:type="dxa" w:w="5128"/>
           </w:tcPr>
           <w:p>
             <w:r>
-              <w:t>October 1, 2025 – September 30, 2026</w:t>
+              <w:t>Enter actual authorized date; do not backdate</w:t>
             </w:r>
           </w:p>
         </w:tc>
@@ -104,80 +102,26 @@
       <w:tr>
         <w:tc>
           <w:tcPr>
-            <w:tcW w:type="dxa" w:w="4320"/>
+            <w:tcW w:type="dxa" w:w="5128"/>
           </w:tcPr>
           <w:p>
             <w:r>
-              <w:rPr>
-                <w:b/>
-              </w:rPr>
-              <w:t>Last Review Date</w:t>
+              <w:t>Approved by</w:t>
             </w:r>
           </w:p>
         </w:tc>
         <w:tc>
           <w:tcPr>
-            <w:tcW w:type="dxa" w:w="4320"/>
+            <w:tcW w:type="dxa" w:w="5128"/>
           </w:tcPr>
           <w:p>
             <w:r>
-              <w:t>October 1, 2025</w:t>
-            </w:r>
-          </w:p>
-        </w:tc>
-      </w:tr>
-      <w:tr>
-        <w:tc>
-          <w:tcPr>
-            <w:tcW w:type="dxa" w:w="4320"/>
-          </w:tcPr>
-          <w:p>
-            <w:r>
-              <w:rPr>
-                <w:b/>
-              </w:rPr>
-              <w:t>Approved By</w:t>
-            </w:r>
-          </w:p>
-        </w:tc>
-        <w:tc>
-          <w:tcPr>
-            <w:tcW w:type="dxa" w:w="4320"/>
-          </w:tcPr>
-          <w:p>
-            <w:r>
-              <w:t>Chief Information Security Officer (CISO) &amp; Management</w:t>
-            </w:r>
-          </w:p>
-        </w:tc>
-      </w:tr>
-      <w:tr>
-        <w:tc>
-          <w:tcPr>
-            <w:tcW w:type="dxa" w:w="4320"/>
-          </w:tcPr>
-          <w:p>
-            <w:r>
-              <w:rPr>
-                <w:b/>
-              </w:rPr>
-              <w:t>Classification</w:t>
-            </w:r>
-          </w:p>
-        </w:tc>
-        <w:tc>
-          <w:tcPr>
-            <w:tcW w:type="dxa" w:w="4320"/>
-          </w:tcPr>
-          <w:p>
-            <w:r>
-              <w:t>Confidential - Internal &amp; Auditor Access Only</w:t>
+              <w:t>Authorized approver to complete</w:t>
             </w:r>
           </w:p>
         </w:tc>
       </w:tr>
     </w:tbl>
-    <w:p/>
     <w:p>
       <w:pPr>
         <w:pStyle w:val="Heading1"/>
@@ -188,7 +132,7 @@
     </w:p>
     <w:p>
       <w:r>
-        <w:t>This policy establishes the formal requirements, controls, and operating standards for disciplinary policy and procedure at Zediant Technologies Pvt. Ltd., aligned with AICPA SOC 2 Type 2 Trust Services Criteria.</w:t>
+        <w:t>This policy establishes a fair, consistent, confidential process for addressing alleged misconduct, policy violations, and serious performance concerns. It does not replace applicable employment requirements or individual contractual terms.</w:t>
       </w:r>
     </w:p>
     <w:p>
@@ -201,7 +145,7 @@
     </w:p>
     <w:p>
       <w:r>
-        <w:t>This policy applies to all full-time employees, contractors, interns, vendors, infrastructure components, applications, and third-party systems operating within Zediant Technologies across the audit observation period.</w:t>
+        <w:t>Applies to employees and, where contractually applicable, contractors and other personnel acting for Zediant. Each case must be handled by authorized personnel with a need to know.</w:t>
       </w:r>
     </w:p>
     <w:p>
@@ -209,65 +153,12 @@
         <w:pStyle w:val="Heading1"/>
       </w:pPr>
       <w:r>
-        <w:t>3. Policy Statements &amp; Operational Controls</w:t>
-      </w:r>
-    </w:p>
-    <w:p>
-      <w:pPr>
-        <w:pStyle w:val="Heading2"/>
-      </w:pPr>
-      <w:r>
-        <w:t>3.1 Objective &amp; Code Adherence</w:t>
+        <w:t>3. Principles and procedure</w:t>
       </w:r>
     </w:p>
     <w:p>
       <w:r>
-        <w:t>Zediant maintains a fair, transparent, and structured disciplinary procedure to address performance deficiencies, behavioral misconduct, information security policy violations, and breach of confidentiality obligations.</w:t>
-      </w:r>
-    </w:p>
-    <w:p>
-      <w:pPr>
-        <w:pStyle w:val="Heading2"/>
-      </w:pPr>
-      <w:r>
-        <w:t>3.2 Classification of Infractions</w:t>
-      </w:r>
-    </w:p>
-    <w:p>
-      <w:r>
-        <w:t>Infractions are categorized into Minor (tardiness, attendance lapses), Moderate (unauthorized software installation, neglect of security procedures), and Gross Misconduct (data breach, sharing confidential credentials, theft of IP, harassment).</w:t>
-      </w:r>
-    </w:p>
-    <w:p>
-      <w:pPr>
-        <w:pStyle w:val="Heading2"/>
-      </w:pPr>
-      <w:r>
-        <w:t>3.3 Progressive Disciplinary Steps</w:t>
-      </w:r>
-    </w:p>
-    <w:p>
-      <w:r>
-        <w:t>1. Formal Verbal Counseling</w:t>
-        <w:br/>
-        <w:t>2. Written Warning Letter issued by HR with remediation timeline</w:t>
-        <w:br/>
-        <w:t>3. Final Written Warning &amp; Performance Improvement Plan (PIP)</w:t>
-        <w:br/>
-        <w:t>4. Immediate Termination for Gross Misconduct without notice in accordance with Indian employment law.</w:t>
-      </w:r>
-    </w:p>
-    <w:p>
-      <w:pPr>
-        <w:pStyle w:val="Heading2"/>
-      </w:pPr>
-      <w:r>
-        <w:t>3.4 Appeals &amp; Documentation</w:t>
-      </w:r>
-    </w:p>
-    <w:p>
-      <w:r>
-        <w:t>All disciplinary inquiries are documented in writing, recorded in HRMS (Zoho People), and maintain an independent appeal mechanism before the management committee.</w:t>
+        <w:t>Concerns must be reported to HR or another designated manager. HR records the concern, identifies an impartial reviewer, and determines whether fact-finding is required. The affected person must have a reasonable opportunity to respond. Decisions must be based on documented facts, applied consistently, proportionate to the conduct, and reviewed by an authorized decision-maker. Interim protective steps may be used where necessary and must not prejudge the outcome.</w:t>
       </w:r>
     </w:p>
     <w:p>
@@ -275,16 +166,12 @@
         <w:pStyle w:val="Heading1"/>
       </w:pPr>
       <w:r>
-        <w:t>4. Roles and Responsibilities</w:t>
+        <w:t>4. Outcomes and appeal</w:t>
       </w:r>
     </w:p>
     <w:p>
       <w:r>
-        <w:t>• CISO / Information Security Lead: Responsible for policy enforcement, periodic audit compliance, and incident review.</w:t>
-        <w:br/>
-        <w:t>• Department Leads / HR: Responsible for operational implementation, employee awareness, and disciplinary handling.</w:t>
-        <w:br/>
-        <w:t>• All Staff: Mandatory adherence to this policy with documented annual sign-off.</w:t>
+        <w:t>Possible outcomes may include coaching, corrective action, a documented warning, a performance plan, or termination, subject to applicable law and contract. The decision notice should state the reason, action, effective date, and any review or appeal route. An appeal must be considered by a person not responsible for the original decision where practicable.</w:t>
       </w:r>
     </w:p>
     <w:p>
@@ -292,12 +179,38 @@
         <w:pStyle w:val="Heading1"/>
       </w:pPr>
       <w:r>
-        <w:t>5. Annual Review &amp; Compliance Monitoring</w:t>
+        <w:t>5. Records and confidentiality</w:t>
       </w:r>
     </w:p>
     <w:p>
       <w:r>
-        <w:t>This policy is formally reviewed by executive leadership and the CISO at least annually, or upon significant architectural, operational, or legal changes. Violations are subject to disciplinary action up to and including termination of employment.</w:t>
+        <w:t>HR maintains restricted case records, including reports, evidence, response, decision, appeal, and closure. Retain and dispose of records under the approved retention schedule. Do not place confidential case details in general personnel or audit materials without authorization.</w:t>
+      </w:r>
+    </w:p>
+    <w:p>
+      <w:pPr>
+        <w:pStyle w:val="Heading1"/>
+      </w:pPr>
+      <w:r>
+        <w:t>6. Responsibilities and review</w:t>
+      </w:r>
+    </w:p>
+    <w:p>
+      <w:r>
+        <w:t>HR administers the process; managers promptly refer concerns and provide factual information; personnel cooperate and protect confidentiality. Management approves this policy and assigns its owner. Review at least annually and after material legal or operational change.</w:t>
+      </w:r>
+    </w:p>
+    <w:p>
+      <w:pPr>
+        <w:pStyle w:val="Heading1"/>
+      </w:pPr>
+      <w:r>
+        <w:t>Document approval</w:t>
+      </w:r>
+    </w:p>
+    <w:p>
+      <w:r>
+        <w:t>Approval name, role, signature/record reference, and approval date must be completed by authorized personnel after substantive review. This draft is not evidence of approval or operation during the audit period.</w:t>
       </w:r>
     </w:p>
     <w:sectPr>
